--- a/SUPPLEMENTARY.docx
+++ b/SUPPLEMENTARY.docx
@@ -11353,7 +11353,7 @@
       </w:r>
     </w:p>
     <w:bookmarkEnd w:id="53"/>
-    <w:bookmarkStart w:id="55" w:name="ref-blair_estimatr_2025"/>
+    <w:bookmarkStart w:id="55" w:name="ref-berge_fixest_2026"/>
     <w:p>
       <w:pPr>
         <w:pStyle w:val="Bibliography"/>
@@ -11368,115 +11368,69 @@
         <w:t xml:space="preserve">	</w:t>
       </w:r>
       <w:r>
-        <w:t xml:space="preserve">Blair, G., Cooper, J., Coppock, A., Humphreys, M. &amp; Sonnet, L.</w:t>
+        <w:t xml:space="preserve">Berge, L., Krantz, S., McDermott, G., Lenth, R. &amp; Butts, K.</w:t>
       </w:r>
       <w:r>
         <w:t xml:space="preserve"> </w:t>
-      </w:r>
-      <w:r>
-        <w:rPr>
-          <w:i/>
-          <w:iCs/>
-        </w:rPr>
-        <w:t xml:space="preserve">Estimatr:</w:t>
-      </w:r>
-      <w:r>
-        <w:rPr>
-          <w:i/>
-          <w:iCs/>
-        </w:rPr>
-        <w:t xml:space="preserve"> </w:t>
-      </w:r>
-      <w:r>
-        <w:rPr>
-          <w:i/>
-          <w:iCs/>
-        </w:rPr>
-        <w:t xml:space="preserve">Fast</w:t>
-      </w:r>
-      <w:r>
-        <w:rPr>
-          <w:i/>
-          <w:iCs/>
-        </w:rPr>
-        <w:t xml:space="preserve"> </w:t>
-      </w:r>
-      <w:r>
-        <w:rPr>
-          <w:i/>
-          <w:iCs/>
-        </w:rPr>
-        <w:t xml:space="preserve">Estimators</w:t>
-      </w:r>
-      <w:r>
-        <w:rPr>
-          <w:i/>
-          <w:iCs/>
-        </w:rPr>
-        <w:t xml:space="preserve"> </w:t>
-      </w:r>
-      <w:r>
-        <w:rPr>
-          <w:i/>
-          <w:iCs/>
-        </w:rPr>
-        <w:t xml:space="preserve">for</w:t>
-      </w:r>
-      <w:r>
-        <w:rPr>
-          <w:i/>
-          <w:iCs/>
-        </w:rPr>
-        <w:t xml:space="preserve"> </w:t>
-      </w:r>
-      <w:r>
-        <w:rPr>
-          <w:i/>
-          <w:iCs/>
-        </w:rPr>
-        <w:t xml:space="preserve">Design</w:t>
-      </w:r>
-      <w:r>
-        <w:rPr>
-          <w:i/>
-          <w:iCs/>
-        </w:rPr>
-        <w:t xml:space="preserve">-</w:t>
-      </w:r>
-      <w:r>
-        <w:rPr>
-          <w:i/>
-          <w:iCs/>
-        </w:rPr>
-        <w:t xml:space="preserve">Based</w:t>
-      </w:r>
-      <w:r>
-        <w:rPr>
-          <w:i/>
-          <w:iCs/>
-        </w:rPr>
-        <w:t xml:space="preserve"> </w:t>
-      </w:r>
-      <w:r>
-        <w:rPr>
-          <w:i/>
-          <w:iCs/>
-        </w:rPr>
-        <w:t xml:space="preserve">Inference</w:t>
-      </w:r>
-      <w:r>
-        <w:t xml:space="preserve">. (CRAN, 2025). doi:</w:t>
       </w:r>
       <w:hyperlink r:id="rId54">
         <w:r>
           <w:rPr>
             <w:rStyle w:val="Hyperlink"/>
           </w:rPr>
-          <w:t xml:space="preserve">10.32614/CRAN.package.estimatr</w:t>
+          <w:t xml:space="preserve">Fixest:</w:t>
+        </w:r>
+        <w:r>
+          <w:rPr>
+            <w:rStyle w:val="Hyperlink"/>
+          </w:rPr>
+          <w:t xml:space="preserve"> </w:t>
+        </w:r>
+        <w:r>
+          <w:rPr>
+            <w:rStyle w:val="Hyperlink"/>
+          </w:rPr>
+          <w:t xml:space="preserve">Fast</w:t>
+        </w:r>
+        <w:r>
+          <w:rPr>
+            <w:rStyle w:val="Hyperlink"/>
+          </w:rPr>
+          <w:t xml:space="preserve"> </w:t>
+        </w:r>
+        <w:r>
+          <w:rPr>
+            <w:rStyle w:val="Hyperlink"/>
+          </w:rPr>
+          <w:t xml:space="preserve">Fixed</w:t>
+        </w:r>
+        <w:r>
+          <w:rPr>
+            <w:rStyle w:val="Hyperlink"/>
+          </w:rPr>
+          <w:t xml:space="preserve">-</w:t>
+        </w:r>
+        <w:r>
+          <w:rPr>
+            <w:rStyle w:val="Hyperlink"/>
+          </w:rPr>
+          <w:t xml:space="preserve">Effects</w:t>
+        </w:r>
+        <w:r>
+          <w:rPr>
+            <w:rStyle w:val="Hyperlink"/>
+          </w:rPr>
+          <w:t xml:space="preserve"> </w:t>
+        </w:r>
+        <w:r>
+          <w:rPr>
+            <w:rStyle w:val="Hyperlink"/>
+          </w:rPr>
+          <w:t xml:space="preserve">Estimations</w:t>
         </w:r>
       </w:hyperlink>
       <w:r>
-        <w:t xml:space="preserve">.</w:t>
+        <w:t xml:space="preserve">. (2026).</w:t>
       </w:r>
     </w:p>
     <w:bookmarkEnd w:id="55"/>
